--- a/Xceed.Words.NET.Examples/Samples/Table/Output/CreateTableFromTemplate.docx
+++ b/Xceed.Words.NET.Examples/Samples/Table/Output/CreateTableFromTemplate.docx
@@ -186,33 +186,33 @@
               <w:jc w:val="center"/>
             </w:pPr>
             <w:r>
-              <w:t>$ 0.46</w:t>
-            </w:r>
-          </w:p>
-        </w:tc>
-        <w:tc>
-          <w:tcPr>
-            <w:tcW w:w="3607" w:type="dxa"/>
-          </w:tcPr>
-          <w:p>
-            <w:pPr>
-              <w:jc w:val="center"/>
-            </w:pPr>
-            <w:r>
-              <w:t>1</w:t>
-            </w:r>
-          </w:p>
-        </w:tc>
-        <w:tc>
-          <w:tcPr>
-            <w:tcW w:w="3607" w:type="dxa"/>
-          </w:tcPr>
-          <w:p>
-            <w:pPr>
-              <w:jc w:val="center"/>
-            </w:pPr>
-            <w:r>
-              <w:t>$ 0.46</w:t>
+              <w:t>$ 0.36</w:t>
+            </w:r>
+          </w:p>
+        </w:tc>
+        <w:tc>
+          <w:tcPr>
+            <w:tcW w:w="3607" w:type="dxa"/>
+          </w:tcPr>
+          <w:p>
+            <w:pPr>
+              <w:jc w:val="center"/>
+            </w:pPr>
+            <w:r>
+              <w:t>6</w:t>
+            </w:r>
+          </w:p>
+        </w:tc>
+        <w:tc>
+          <w:tcPr>
+            <w:tcW w:w="3607" w:type="dxa"/>
+          </w:tcPr>
+          <w:p>
+            <w:pPr>
+              <w:jc w:val="center"/>
+            </w:pPr>
+            <w:r>
+              <w:t>$ 2.16</w:t>
             </w:r>
           </w:p>
         </w:tc>
@@ -240,33 +240,33 @@
               <w:jc w:val="center"/>
             </w:pPr>
             <w:r>
-              <w:t>$ 0.61</w:t>
-            </w:r>
-          </w:p>
-        </w:tc>
-        <w:tc>
-          <w:tcPr>
-            <w:tcW w:w="3607" w:type="dxa"/>
-          </w:tcPr>
-          <w:p>
-            <w:pPr>
-              <w:jc w:val="center"/>
-            </w:pPr>
-            <w:r>
-              <w:t>3</w:t>
-            </w:r>
-          </w:p>
-        </w:tc>
-        <w:tc>
-          <w:tcPr>
-            <w:tcW w:w="3607" w:type="dxa"/>
-          </w:tcPr>
-          <w:p>
-            <w:pPr>
-              <w:jc w:val="center"/>
-            </w:pPr>
-            <w:r>
-              <w:t>$ 1.83</w:t>
+              <w:t>$ 0.64</w:t>
+            </w:r>
+          </w:p>
+        </w:tc>
+        <w:tc>
+          <w:tcPr>
+            <w:tcW w:w="3607" w:type="dxa"/>
+          </w:tcPr>
+          <w:p>
+            <w:pPr>
+              <w:jc w:val="center"/>
+            </w:pPr>
+            <w:r>
+              <w:t>9</w:t>
+            </w:r>
+          </w:p>
+        </w:tc>
+        <w:tc>
+          <w:tcPr>
+            <w:tcW w:w="3607" w:type="dxa"/>
+          </w:tcPr>
+          <w:p>
+            <w:pPr>
+              <w:jc w:val="center"/>
+            </w:pPr>
+            <w:r>
+              <w:t>$ 5.76</w:t>
             </w:r>
           </w:p>
         </w:tc>
@@ -294,33 +294,33 @@
               <w:jc w:val="center"/>
             </w:pPr>
             <w:r>
-              <w:t>$ 0.15</w:t>
-            </w:r>
-          </w:p>
-        </w:tc>
-        <w:tc>
-          <w:tcPr>
-            <w:tcW w:w="3607" w:type="dxa"/>
-          </w:tcPr>
-          <w:p>
-            <w:pPr>
-              <w:jc w:val="center"/>
-            </w:pPr>
-            <w:r>
-              <w:t>2</w:t>
-            </w:r>
-          </w:p>
-        </w:tc>
-        <w:tc>
-          <w:tcPr>
-            <w:tcW w:w="3607" w:type="dxa"/>
-          </w:tcPr>
-          <w:p>
-            <w:pPr>
-              <w:jc w:val="center"/>
-            </w:pPr>
-            <w:r>
-              <w:t>$ 0.30</w:t>
+              <w:t>$ 0.90</w:t>
+            </w:r>
+          </w:p>
+        </w:tc>
+        <w:tc>
+          <w:tcPr>
+            <w:tcW w:w="3607" w:type="dxa"/>
+          </w:tcPr>
+          <w:p>
+            <w:pPr>
+              <w:jc w:val="center"/>
+            </w:pPr>
+            <w:r>
+              <w:t>3</w:t>
+            </w:r>
+          </w:p>
+        </w:tc>
+        <w:tc>
+          <w:tcPr>
+            <w:tcW w:w="3607" w:type="dxa"/>
+          </w:tcPr>
+          <w:p>
+            <w:pPr>
+              <w:jc w:val="center"/>
+            </w:pPr>
+            <w:r>
+              <w:t>$ 2.70</w:t>
             </w:r>
           </w:p>
         </w:tc>
@@ -348,7 +348,7 @@
               <w:jc w:val="center"/>
             </w:pPr>
             <w:r>
-              <w:t>$ 0.20</w:t>
+              <w:t>$ 0.70</w:t>
             </w:r>
           </w:p>
         </w:tc>
@@ -374,7 +374,7 @@
               <w:jc w:val="center"/>
             </w:pPr>
             <w:r>
-              <w:t>$ 1.20</w:t>
+              <w:t>$ 4.20</w:t>
             </w:r>
           </w:p>
         </w:tc>
@@ -402,7 +402,7 @@
               <w:jc w:val="center"/>
             </w:pPr>
             <w:r>
-              <w:t>$ 0.65</w:t>
+              <w:t>$ 0.66</w:t>
             </w:r>
           </w:p>
         </w:tc>
@@ -428,7 +428,7 @@
               <w:jc w:val="center"/>
             </w:pPr>
             <w:r>
-              <w:t>$ 2.60</w:t>
+              <w:t>$ 2.64</w:t>
             </w:r>
           </w:p>
         </w:tc>
@@ -456,33 +456,33 @@
               <w:jc w:val="center"/>
             </w:pPr>
             <w:r>
-              <w:t>$ 0.65</w:t>
-            </w:r>
-          </w:p>
-        </w:tc>
-        <w:tc>
-          <w:tcPr>
-            <w:tcW w:w="3607" w:type="dxa"/>
-          </w:tcPr>
-          <w:p>
-            <w:pPr>
-              <w:jc w:val="center"/>
-            </w:pPr>
-            <w:r>
-              <w:t>8</w:t>
-            </w:r>
-          </w:p>
-        </w:tc>
-        <w:tc>
-          <w:tcPr>
-            <w:tcW w:w="3607" w:type="dxa"/>
-          </w:tcPr>
-          <w:p>
-            <w:pPr>
-              <w:jc w:val="center"/>
-            </w:pPr>
-            <w:r>
-              <w:t>$ 5.20</w:t>
+              <w:t>$ 0.44</w:t>
+            </w:r>
+          </w:p>
+        </w:tc>
+        <w:tc>
+          <w:tcPr>
+            <w:tcW w:w="3607" w:type="dxa"/>
+          </w:tcPr>
+          <w:p>
+            <w:pPr>
+              <w:jc w:val="center"/>
+            </w:pPr>
+            <w:r>
+              <w:t>4</w:t>
+            </w:r>
+          </w:p>
+        </w:tc>
+        <w:tc>
+          <w:tcPr>
+            <w:tcW w:w="3607" w:type="dxa"/>
+          </w:tcPr>
+          <w:p>
+            <w:pPr>
+              <w:jc w:val="center"/>
+            </w:pPr>
+            <w:r>
+              <w:t>$ 1.76</w:t>
             </w:r>
           </w:p>
         </w:tc>
